--- a/backend-exhibits/Dropbox to Mydrive standard included.docx
+++ b/backend-exhibits/Dropbox to Mydrive standard included.docx
@@ -39,14 +39,14 @@
               <w:ind w:left="52"/>
               <w:jc w:val="center"/>
               <w:rPr>
-                <w:rFonts w:ascii="Arial" w:hAnsi="Arial" w:cs="Arial"/>
-                <w:sz w:val="21"/>
-                <w:szCs w:val="21"/>
-              </w:rPr>
-            </w:pPr>
-            <w:r>
-              <w:rPr>
-                <w:rFonts w:ascii="Arial" w:eastAsia="Arial" w:hAnsi="Arial" w:cs="Arial"/>
+                <w:rFonts w:ascii="Arial" w:hAnsi="Arial" w:cs="Arial" w:eastAsia="Arial"/>
+                <w:sz w:val="21"/>
+                <w:szCs w:val="21"/>
+              </w:rPr>
+            </w:pPr>
+            <w:r>
+              <w:rPr>
+                <w:rFonts w:ascii="Arial" w:hAnsi="Arial" w:cs="Arial" w:eastAsia="Arial"/>
                 <w:b/>
                 <w:sz w:val="21"/>
                 <w:szCs w:val="21"/>
@@ -55,7 +55,7 @@
             </w:r>
             <w:r>
               <w:rPr>
-                <w:rFonts w:ascii="Arial" w:eastAsia="Arial" w:hAnsi="Arial" w:cs="Arial"/>
+                <w:rFonts w:ascii="Arial" w:hAnsi="Arial" w:cs="Arial" w:eastAsia="Arial"/>
                 <w:b/>
                 <w:sz w:val="21"/>
                 <w:szCs w:val="21"/>
@@ -64,7 +64,7 @@
             </w:r>
             <w:r>
               <w:rPr>
-                <w:rFonts w:ascii="Arial" w:eastAsia="Arial" w:hAnsi="Arial" w:cs="Arial"/>
+                <w:rFonts w:ascii="Arial" w:hAnsi="Arial" w:cs="Arial" w:eastAsia="Arial"/>
                 <w:b/>
                 <w:sz w:val="21"/>
                 <w:szCs w:val="21"/>
@@ -73,7 +73,7 @@
             </w:r>
             <w:r>
               <w:rPr>
-                <w:rFonts w:ascii="Arial" w:eastAsia="Arial" w:hAnsi="Arial" w:cs="Arial"/>
+                <w:rFonts w:ascii="Arial" w:hAnsi="Arial" w:cs="Arial" w:eastAsia="Arial"/>
                 <w:b/>
                 <w:sz w:val="21"/>
                 <w:szCs w:val="21"/>
@@ -82,7 +82,7 @@
             </w:r>
             <w:r>
               <w:rPr>
-                <w:rFonts w:ascii="Arial" w:eastAsia="Arial" w:hAnsi="Arial" w:cs="Arial"/>
+                <w:rFonts w:ascii="Arial" w:hAnsi="Arial" w:cs="Arial" w:eastAsia="Arial"/>
                 <w:b/>
                 <w:sz w:val="21"/>
                 <w:szCs w:val="21"/>
@@ -91,7 +91,7 @@
             </w:r>
             <w:r>
               <w:rPr>
-                <w:rFonts w:ascii="Arial" w:eastAsia="Arial" w:hAnsi="Arial" w:cs="Arial"/>
+                <w:rFonts w:ascii="Arial" w:hAnsi="Arial" w:cs="Arial" w:eastAsia="Arial"/>
                 <w:b/>
                 <w:sz w:val="21"/>
                 <w:szCs w:val="21"/>
@@ -100,7 +100,7 @@
             </w:r>
             <w:r>
               <w:rPr>
-                <w:rFonts w:ascii="Arial" w:eastAsia="Arial" w:hAnsi="Arial" w:cs="Arial"/>
+                <w:rFonts w:ascii="Arial" w:hAnsi="Arial" w:cs="Arial" w:eastAsia="Arial"/>
                 <w:b/>
                 <w:sz w:val="21"/>
                 <w:szCs w:val="21"/>
@@ -128,16 +128,16 @@
             <w:pPr>
               <w:ind w:left="3"/>
               <w:rPr>
-                <w:rFonts w:ascii="Arial" w:hAnsi="Arial" w:cs="Arial"/>
-                <w:b/>
-                <w:bCs/>
-                <w:sz w:val="21"/>
-                <w:szCs w:val="21"/>
-              </w:rPr>
-            </w:pPr>
-            <w:r>
-              <w:rPr>
-                <w:rFonts w:ascii="Arial" w:hAnsi="Arial" w:cs="Arial"/>
+                <w:rFonts w:ascii="Arial" w:hAnsi="Arial" w:cs="Arial" w:eastAsia="Arial"/>
+                <w:b/>
+                <w:bCs/>
+                <w:sz w:val="21"/>
+                <w:szCs w:val="21"/>
+              </w:rPr>
+            </w:pPr>
+            <w:r>
+              <w:rPr>
+                <w:rFonts w:ascii="Arial" w:hAnsi="Arial" w:cs="Arial" w:eastAsia="Arial"/>
                 <w:b/>
                 <w:bCs/>
                 <w:sz w:val="21"/>
@@ -160,14 +160,14 @@
           <w:p>
             <w:pPr>
               <w:rPr>
-                <w:rFonts w:ascii="Arial" w:hAnsi="Arial" w:cs="Arial"/>
-                <w:sz w:val="21"/>
-                <w:szCs w:val="21"/>
-              </w:rPr>
-            </w:pPr>
-            <w:r>
-              <w:rPr>
-                <w:rFonts w:ascii="Arial" w:hAnsi="Arial" w:cs="Arial"/>
+                <w:rFonts w:ascii="Arial" w:hAnsi="Arial" w:cs="Arial" w:eastAsia="Arial"/>
+                <w:sz w:val="21"/>
+                <w:szCs w:val="21"/>
+              </w:rPr>
+            </w:pPr>
+            <w:r>
+              <w:rPr>
+                <w:rFonts w:ascii="Arial" w:hAnsi="Arial" w:cs="Arial" w:eastAsia="Arial"/>
                 <w:sz w:val="21"/>
                 <w:szCs w:val="21"/>
               </w:rPr>
@@ -175,7 +175,7 @@
             </w:r>
             <w:r>
               <w:rPr>
-                <w:rFonts w:ascii="Arial" w:hAnsi="Arial" w:cs="Arial"/>
+                <w:rFonts w:ascii="Arial" w:hAnsi="Arial" w:cs="Arial" w:eastAsia="Arial"/>
                 <w:sz w:val="21"/>
                 <w:szCs w:val="21"/>
               </w:rPr>
@@ -202,16 +202,16 @@
             <w:pPr>
               <w:ind w:left="3"/>
               <w:rPr>
-                <w:rFonts w:ascii="Arial" w:hAnsi="Arial" w:cs="Arial"/>
-                <w:b/>
-                <w:bCs/>
-                <w:sz w:val="21"/>
-                <w:szCs w:val="21"/>
-              </w:rPr>
-            </w:pPr>
-            <w:r>
-              <w:rPr>
-                <w:rFonts w:ascii="Arial" w:hAnsi="Arial" w:cs="Arial"/>
+                <w:rFonts w:ascii="Arial" w:hAnsi="Arial" w:cs="Arial" w:eastAsia="Arial"/>
+                <w:b/>
+                <w:bCs/>
+                <w:sz w:val="21"/>
+                <w:szCs w:val="21"/>
+              </w:rPr>
+            </w:pPr>
+            <w:r>
+              <w:rPr>
+                <w:rFonts w:ascii="Arial" w:hAnsi="Arial" w:cs="Arial" w:eastAsia="Arial"/>
                 <w:b/>
                 <w:bCs/>
                 <w:sz w:val="21"/>
@@ -235,14 +235,14 @@
             <w:pPr>
               <w:spacing w:line="240" w:lineRule="auto"/>
               <w:rPr>
-                <w:rFonts w:ascii="Arial" w:eastAsia="Times New Roman" w:hAnsi="Arial" w:cs="Arial"/>
-                <w:sz w:val="21"/>
-                <w:szCs w:val="21"/>
-              </w:rPr>
-            </w:pPr>
-            <w:r>
-              <w:rPr>
-                <w:rFonts w:ascii="Arial" w:hAnsi="Arial" w:cs="Arial"/>
+                <w:rFonts w:ascii="Arial" w:hAnsi="Arial" w:cs="Arial" w:eastAsia="Arial"/>
+                <w:sz w:val="21"/>
+                <w:szCs w:val="21"/>
+              </w:rPr>
+            </w:pPr>
+            <w:r>
+              <w:rPr>
+                <w:rFonts w:ascii="Arial" w:hAnsi="Arial" w:cs="Arial" w:eastAsia="Arial"/>
                 <w:sz w:val="21"/>
                 <w:szCs w:val="21"/>
               </w:rPr>
@@ -252,7 +252,7 @@
           <w:p>
             <w:pPr>
               <w:rPr>
-                <w:rFonts w:ascii="Arial" w:hAnsi="Arial" w:cs="Arial"/>
+                <w:rFonts w:ascii="Arial" w:hAnsi="Arial" w:cs="Arial" w:eastAsia="Arial"/>
                 <w:sz w:val="21"/>
                 <w:szCs w:val="21"/>
               </w:rPr>
@@ -278,16 +278,16 @@
             <w:pPr>
               <w:ind w:left="3"/>
               <w:rPr>
-                <w:rFonts w:ascii="Arial" w:hAnsi="Arial" w:cs="Arial"/>
-                <w:b/>
-                <w:bCs/>
-                <w:sz w:val="21"/>
-                <w:szCs w:val="21"/>
-              </w:rPr>
-            </w:pPr>
-            <w:r>
-              <w:rPr>
-                <w:rFonts w:ascii="Arial" w:hAnsi="Arial" w:cs="Arial"/>
+                <w:rFonts w:ascii="Arial" w:hAnsi="Arial" w:cs="Arial" w:eastAsia="Arial"/>
+                <w:b/>
+                <w:bCs/>
+                <w:sz w:val="21"/>
+                <w:szCs w:val="21"/>
+              </w:rPr>
+            </w:pPr>
+            <w:r>
+              <w:rPr>
+                <w:rFonts w:ascii="Arial" w:hAnsi="Arial" w:cs="Arial" w:eastAsia="Arial"/>
                 <w:b/>
                 <w:bCs/>
                 <w:sz w:val="21"/>
@@ -310,14 +310,14 @@
           <w:p>
             <w:pPr>
               <w:rPr>
-                <w:rFonts w:ascii="Arial" w:hAnsi="Arial" w:cs="Arial"/>
-                <w:sz w:val="21"/>
-                <w:szCs w:val="21"/>
-              </w:rPr>
-            </w:pPr>
-            <w:r>
-              <w:rPr>
-                <w:rFonts w:ascii="Arial" w:hAnsi="Arial" w:cs="Arial"/>
+                <w:rFonts w:ascii="Arial" w:hAnsi="Arial" w:cs="Arial" w:eastAsia="Arial"/>
+                <w:sz w:val="21"/>
+                <w:szCs w:val="21"/>
+              </w:rPr>
+            </w:pPr>
+            <w:r>
+              <w:rPr>
+                <w:rFonts w:ascii="Arial" w:hAnsi="Arial" w:cs="Arial" w:eastAsia="Arial"/>
                 <w:sz w:val="21"/>
                 <w:szCs w:val="21"/>
               </w:rPr>
@@ -326,7 +326,7 @@
             <w:proofErr w:type="spellStart"/>
             <w:r>
               <w:rPr>
-                <w:rFonts w:ascii="Arial" w:hAnsi="Arial" w:cs="Arial"/>
+                <w:rFonts w:ascii="Arial" w:hAnsi="Arial" w:cs="Arial" w:eastAsia="Arial"/>
                 <w:sz w:val="21"/>
                 <w:szCs w:val="21"/>
               </w:rPr>
@@ -335,7 +335,7 @@
             <w:proofErr w:type="spellEnd"/>
             <w:r>
               <w:rPr>
-                <w:rFonts w:ascii="Arial" w:hAnsi="Arial" w:cs="Arial"/>
+                <w:rFonts w:ascii="Arial" w:hAnsi="Arial" w:cs="Arial" w:eastAsia="Arial"/>
                 <w:sz w:val="21"/>
                 <w:szCs w:val="21"/>
               </w:rPr>
@@ -362,16 +362,16 @@
             <w:pPr>
               <w:ind w:left="3"/>
               <w:rPr>
-                <w:rFonts w:ascii="Arial" w:hAnsi="Arial" w:cs="Arial"/>
-                <w:b/>
-                <w:bCs/>
-                <w:sz w:val="21"/>
-                <w:szCs w:val="21"/>
-              </w:rPr>
-            </w:pPr>
-            <w:r>
-              <w:rPr>
-                <w:rFonts w:ascii="Arial" w:hAnsi="Arial" w:cs="Arial"/>
+                <w:rFonts w:ascii="Arial" w:hAnsi="Arial" w:cs="Arial" w:eastAsia="Arial"/>
+                <w:b/>
+                <w:bCs/>
+                <w:sz w:val="21"/>
+                <w:szCs w:val="21"/>
+              </w:rPr>
+            </w:pPr>
+            <w:r>
+              <w:rPr>
+                <w:rFonts w:ascii="Arial" w:hAnsi="Arial" w:cs="Arial" w:eastAsia="Arial"/>
                 <w:b/>
                 <w:bCs/>
                 <w:sz w:val="21"/>
@@ -394,14 +394,14 @@
           <w:p>
             <w:pPr>
               <w:rPr>
-                <w:rFonts w:ascii="Arial" w:hAnsi="Arial" w:cs="Arial"/>
-                <w:sz w:val="21"/>
-                <w:szCs w:val="21"/>
-              </w:rPr>
-            </w:pPr>
-            <w:r>
-              <w:rPr>
-                <w:rFonts w:ascii="Arial" w:hAnsi="Arial" w:cs="Arial"/>
+                <w:rFonts w:ascii="Arial" w:hAnsi="Arial" w:cs="Arial" w:eastAsia="Arial"/>
+                <w:sz w:val="21"/>
+                <w:szCs w:val="21"/>
+              </w:rPr>
+            </w:pPr>
+            <w:r>
+              <w:rPr>
+                <w:rFonts w:ascii="Arial" w:hAnsi="Arial" w:cs="Arial" w:eastAsia="Arial"/>
                 <w:sz w:val="21"/>
                 <w:szCs w:val="21"/>
               </w:rPr>
@@ -428,16 +428,16 @@
             <w:pPr>
               <w:ind w:left="3"/>
               <w:rPr>
-                <w:rFonts w:ascii="Arial" w:hAnsi="Arial" w:cs="Arial"/>
-                <w:b/>
-                <w:bCs/>
-                <w:sz w:val="21"/>
-                <w:szCs w:val="21"/>
-              </w:rPr>
-            </w:pPr>
-            <w:r>
-              <w:rPr>
-                <w:rFonts w:ascii="Arial" w:hAnsi="Arial" w:cs="Arial"/>
+                <w:rFonts w:ascii="Arial" w:hAnsi="Arial" w:cs="Arial" w:eastAsia="Arial"/>
+                <w:b/>
+                <w:bCs/>
+                <w:sz w:val="21"/>
+                <w:szCs w:val="21"/>
+              </w:rPr>
+            </w:pPr>
+            <w:r>
+              <w:rPr>
+                <w:rFonts w:ascii="Arial" w:hAnsi="Arial" w:cs="Arial" w:eastAsia="Arial"/>
                 <w:b/>
                 <w:bCs/>
                 <w:sz w:val="21"/>
@@ -460,14 +460,14 @@
           <w:p>
             <w:pPr>
               <w:rPr>
-                <w:rFonts w:ascii="Arial" w:hAnsi="Arial" w:cs="Arial"/>
-                <w:sz w:val="21"/>
-                <w:szCs w:val="21"/>
-              </w:rPr>
-            </w:pPr>
-            <w:r>
-              <w:rPr>
-                <w:rFonts w:ascii="Arial" w:hAnsi="Arial" w:cs="Arial"/>
+                <w:rFonts w:ascii="Arial" w:hAnsi="Arial" w:cs="Arial" w:eastAsia="Arial"/>
+                <w:sz w:val="21"/>
+                <w:szCs w:val="21"/>
+              </w:rPr>
+            </w:pPr>
+            <w:r>
+              <w:rPr>
+                <w:rFonts w:ascii="Arial" w:hAnsi="Arial" w:cs="Arial" w:eastAsia="Arial"/>
                 <w:sz w:val="21"/>
                 <w:szCs w:val="21"/>
               </w:rPr>
@@ -494,16 +494,16 @@
             <w:pPr>
               <w:ind w:left="3"/>
               <w:rPr>
-                <w:rFonts w:ascii="Arial" w:hAnsi="Arial" w:cs="Arial"/>
-                <w:b/>
-                <w:bCs/>
-                <w:sz w:val="21"/>
-                <w:szCs w:val="21"/>
-              </w:rPr>
-            </w:pPr>
-            <w:r>
-              <w:rPr>
-                <w:rFonts w:ascii="Arial" w:hAnsi="Arial" w:cs="Arial"/>
+                <w:rFonts w:ascii="Arial" w:hAnsi="Arial" w:cs="Arial" w:eastAsia="Arial"/>
+                <w:b/>
+                <w:bCs/>
+                <w:sz w:val="21"/>
+                <w:szCs w:val="21"/>
+              </w:rPr>
+            </w:pPr>
+            <w:r>
+              <w:rPr>
+                <w:rFonts w:ascii="Arial" w:hAnsi="Arial" w:cs="Arial" w:eastAsia="Arial"/>
                 <w:b/>
                 <w:bCs/>
                 <w:sz w:val="21"/>
@@ -526,7 +526,7 @@
           <w:p>
             <w:pPr>
               <w:rPr>
-                <w:rFonts w:ascii="Arial" w:hAnsi="Arial" w:cs="Arial"/>
+                <w:rFonts w:ascii="Arial" w:hAnsi="Arial" w:cs="Arial" w:eastAsia="Arial"/>
                 <w:sz w:val="21"/>
                 <w:szCs w:val="21"/>
               </w:rPr>
@@ -534,7 +534,7 @@
             <w:proofErr w:type="spellStart"/>
             <w:r>
               <w:rPr>
-                <w:rFonts w:ascii="Arial" w:hAnsi="Arial" w:cs="Arial"/>
+                <w:rFonts w:ascii="Arial" w:hAnsi="Arial" w:cs="Arial" w:eastAsia="Arial"/>
                 <w:sz w:val="21"/>
                 <w:szCs w:val="21"/>
               </w:rPr>
@@ -543,7 +543,7 @@
             <w:proofErr w:type="spellEnd"/>
             <w:r>
               <w:rPr>
-                <w:rFonts w:ascii="Arial" w:hAnsi="Arial" w:cs="Arial"/>
+                <w:rFonts w:ascii="Arial" w:hAnsi="Arial" w:cs="Arial" w:eastAsia="Arial"/>
                 <w:sz w:val="21"/>
                 <w:szCs w:val="21"/>
               </w:rPr>
@@ -570,16 +570,16 @@
             <w:pPr>
               <w:ind w:left="3"/>
               <w:rPr>
-                <w:rFonts w:ascii="Arial" w:hAnsi="Arial" w:cs="Arial"/>
-                <w:b/>
-                <w:bCs/>
-                <w:sz w:val="21"/>
-                <w:szCs w:val="21"/>
-              </w:rPr>
-            </w:pPr>
-            <w:r>
-              <w:rPr>
-                <w:rFonts w:ascii="Arial" w:hAnsi="Arial" w:cs="Arial"/>
+                <w:rFonts w:ascii="Arial" w:hAnsi="Arial" w:cs="Arial" w:eastAsia="Arial"/>
+                <w:b/>
+                <w:bCs/>
+                <w:sz w:val="21"/>
+                <w:szCs w:val="21"/>
+              </w:rPr>
+            </w:pPr>
+            <w:r>
+              <w:rPr>
+                <w:rFonts w:ascii="Arial" w:hAnsi="Arial" w:cs="Arial" w:eastAsia="Arial"/>
                 <w:b/>
                 <w:bCs/>
                 <w:sz w:val="21"/>
@@ -602,7 +602,7 @@
           <w:p>
             <w:pPr>
               <w:rPr>
-                <w:rFonts w:ascii="Arial" w:hAnsi="Arial" w:cs="Arial"/>
+                <w:rFonts w:ascii="Arial" w:hAnsi="Arial" w:cs="Arial" w:eastAsia="Arial"/>
                 <w:sz w:val="21"/>
                 <w:szCs w:val="21"/>
               </w:rPr>
@@ -610,7 +610,7 @@
             <w:proofErr w:type="spellStart"/>
             <w:r>
               <w:rPr>
-                <w:rFonts w:ascii="Arial" w:hAnsi="Arial" w:cs="Arial"/>
+                <w:rFonts w:ascii="Arial" w:hAnsi="Arial" w:cs="Arial" w:eastAsia="Arial"/>
                 <w:sz w:val="21"/>
                 <w:szCs w:val="21"/>
               </w:rPr>
@@ -619,7 +619,7 @@
             <w:proofErr w:type="spellEnd"/>
             <w:r>
               <w:rPr>
-                <w:rFonts w:ascii="Arial" w:hAnsi="Arial" w:cs="Arial"/>
+                <w:rFonts w:ascii="Arial" w:hAnsi="Arial" w:cs="Arial" w:eastAsia="Arial"/>
                 <w:sz w:val="21"/>
                 <w:szCs w:val="21"/>
               </w:rPr>
@@ -646,16 +646,16 @@
             <w:pPr>
               <w:ind w:left="3"/>
               <w:rPr>
-                <w:rFonts w:ascii="Arial" w:hAnsi="Arial" w:cs="Arial"/>
-                <w:b/>
-                <w:bCs/>
-                <w:sz w:val="21"/>
-                <w:szCs w:val="21"/>
-              </w:rPr>
-            </w:pPr>
-            <w:r>
-              <w:rPr>
-                <w:rFonts w:ascii="Arial" w:hAnsi="Arial" w:cs="Arial"/>
+                <w:rFonts w:ascii="Arial" w:hAnsi="Arial" w:cs="Arial" w:eastAsia="Arial"/>
+                <w:b/>
+                <w:bCs/>
+                <w:sz w:val="21"/>
+                <w:szCs w:val="21"/>
+              </w:rPr>
+            </w:pPr>
+            <w:r>
+              <w:rPr>
+                <w:rFonts w:ascii="Arial" w:hAnsi="Arial" w:cs="Arial" w:eastAsia="Arial"/>
                 <w:b/>
                 <w:bCs/>
                 <w:sz w:val="21"/>
@@ -678,7 +678,7 @@
           <w:p>
             <w:pPr>
               <w:rPr>
-                <w:rFonts w:ascii="Arial" w:hAnsi="Arial" w:cs="Arial"/>
+                <w:rFonts w:ascii="Arial" w:hAnsi="Arial" w:cs="Arial" w:eastAsia="Arial"/>
                 <w:sz w:val="21"/>
                 <w:szCs w:val="21"/>
               </w:rPr>
@@ -686,7 +686,7 @@
             <w:proofErr w:type="spellStart"/>
             <w:r>
               <w:rPr>
-                <w:rFonts w:ascii="Arial" w:hAnsi="Arial" w:cs="Arial"/>
+                <w:rFonts w:ascii="Arial" w:hAnsi="Arial" w:cs="Arial" w:eastAsia="Arial"/>
                 <w:sz w:val="21"/>
                 <w:szCs w:val="21"/>
               </w:rPr>
@@ -695,7 +695,7 @@
             <w:proofErr w:type="spellEnd"/>
             <w:r>
               <w:rPr>
-                <w:rFonts w:ascii="Arial" w:hAnsi="Arial" w:cs="Arial"/>
+                <w:rFonts w:ascii="Arial" w:hAnsi="Arial" w:cs="Arial" w:eastAsia="Arial"/>
                 <w:sz w:val="21"/>
                 <w:szCs w:val="21"/>
               </w:rPr>
@@ -722,16 +722,16 @@
             <w:pPr>
               <w:ind w:left="3"/>
               <w:rPr>
-                <w:rFonts w:ascii="Arial" w:hAnsi="Arial" w:cs="Arial"/>
-                <w:b/>
-                <w:bCs/>
-                <w:sz w:val="21"/>
-                <w:szCs w:val="21"/>
-              </w:rPr>
-            </w:pPr>
-            <w:r>
-              <w:rPr>
-                <w:rFonts w:ascii="Arial" w:hAnsi="Arial" w:cs="Arial"/>
+                <w:rFonts w:ascii="Arial" w:hAnsi="Arial" w:cs="Arial" w:eastAsia="Arial"/>
+                <w:b/>
+                <w:bCs/>
+                <w:sz w:val="21"/>
+                <w:szCs w:val="21"/>
+              </w:rPr>
+            </w:pPr>
+            <w:r>
+              <w:rPr>
+                <w:rFonts w:ascii="Arial" w:hAnsi="Arial" w:cs="Arial" w:eastAsia="Arial"/>
                 <w:b/>
                 <w:bCs/>
                 <w:sz w:val="21"/>
@@ -754,7 +754,7 @@
           <w:p>
             <w:pPr>
               <w:rPr>
-                <w:rFonts w:ascii="Arial" w:hAnsi="Arial" w:cs="Arial"/>
+                <w:rFonts w:ascii="Arial" w:hAnsi="Arial" w:cs="Arial" w:eastAsia="Arial"/>
                 <w:sz w:val="21"/>
                 <w:szCs w:val="21"/>
               </w:rPr>
@@ -762,7 +762,7 @@
             <w:proofErr w:type="spellStart"/>
             <w:r>
               <w:rPr>
-                <w:rFonts w:ascii="Arial" w:hAnsi="Arial" w:cs="Arial"/>
+                <w:rFonts w:ascii="Arial" w:hAnsi="Arial" w:cs="Arial" w:eastAsia="Arial"/>
                 <w:sz w:val="21"/>
                 <w:szCs w:val="21"/>
               </w:rPr>
@@ -771,7 +771,7 @@
             <w:proofErr w:type="spellEnd"/>
             <w:r>
               <w:rPr>
-                <w:rFonts w:ascii="Arial" w:hAnsi="Arial" w:cs="Arial"/>
+                <w:rFonts w:ascii="Arial" w:hAnsi="Arial" w:cs="Arial" w:eastAsia="Arial"/>
                 <w:sz w:val="21"/>
                 <w:szCs w:val="21"/>
               </w:rPr>
@@ -798,16 +798,16 @@
             <w:pPr>
               <w:ind w:left="3"/>
               <w:rPr>
-                <w:rFonts w:ascii="Arial" w:hAnsi="Arial" w:cs="Arial"/>
-                <w:b/>
-                <w:bCs/>
-                <w:sz w:val="21"/>
-                <w:szCs w:val="21"/>
-              </w:rPr>
-            </w:pPr>
-            <w:r>
-              <w:rPr>
-                <w:rFonts w:ascii="Arial" w:hAnsi="Arial" w:cs="Arial"/>
+                <w:rFonts w:ascii="Arial" w:hAnsi="Arial" w:cs="Arial" w:eastAsia="Arial"/>
+                <w:b/>
+                <w:bCs/>
+                <w:sz w:val="21"/>
+                <w:szCs w:val="21"/>
+              </w:rPr>
+            </w:pPr>
+            <w:r>
+              <w:rPr>
+                <w:rFonts w:ascii="Arial" w:hAnsi="Arial" w:cs="Arial" w:eastAsia="Arial"/>
                 <w:b/>
                 <w:bCs/>
                 <w:sz w:val="21"/>
@@ -830,7 +830,7 @@
           <w:p>
             <w:pPr>
               <w:rPr>
-                <w:rFonts w:ascii="Arial" w:hAnsi="Arial" w:cs="Arial"/>
+                <w:rFonts w:ascii="Arial" w:hAnsi="Arial" w:cs="Arial" w:eastAsia="Arial"/>
                 <w:sz w:val="21"/>
                 <w:szCs w:val="21"/>
               </w:rPr>
@@ -838,7 +838,7 @@
             <w:proofErr w:type="spellStart"/>
             <w:r>
               <w:rPr>
-                <w:rFonts w:ascii="Arial" w:hAnsi="Arial" w:cs="Arial"/>
+                <w:rFonts w:ascii="Arial" w:hAnsi="Arial" w:cs="Arial" w:eastAsia="Arial"/>
                 <w:sz w:val="21"/>
                 <w:szCs w:val="21"/>
               </w:rPr>
@@ -847,7 +847,7 @@
             <w:proofErr w:type="spellEnd"/>
             <w:r>
               <w:rPr>
-                <w:rFonts w:ascii="Arial" w:hAnsi="Arial" w:cs="Arial"/>
+                <w:rFonts w:ascii="Arial" w:hAnsi="Arial" w:cs="Arial" w:eastAsia="Arial"/>
                 <w:sz w:val="21"/>
                 <w:szCs w:val="21"/>
               </w:rPr>
@@ -856,7 +856,7 @@
             <w:proofErr w:type="gramStart"/>
             <w:r>
               <w:rPr>
-                <w:rFonts w:ascii="Arial" w:hAnsi="Arial" w:cs="Arial"/>
+                <w:rFonts w:ascii="Arial" w:hAnsi="Arial" w:cs="Arial" w:eastAsia="Arial"/>
                 <w:sz w:val="21"/>
                 <w:szCs w:val="21"/>
               </w:rPr>
@@ -865,7 +865,7 @@
             <w:proofErr w:type="gramEnd"/>
             <w:r>
               <w:rPr>
-                <w:rFonts w:ascii="Arial" w:hAnsi="Arial" w:cs="Arial"/>
+                <w:rFonts w:ascii="Arial" w:hAnsi="Arial" w:cs="Arial" w:eastAsia="Arial"/>
                 <w:sz w:val="21"/>
                 <w:szCs w:val="21"/>
               </w:rPr>
@@ -892,16 +892,16 @@
             <w:pPr>
               <w:ind w:left="3"/>
               <w:rPr>
-                <w:rFonts w:ascii="Arial" w:hAnsi="Arial" w:cs="Arial"/>
-                <w:b/>
-                <w:bCs/>
-                <w:sz w:val="21"/>
-                <w:szCs w:val="21"/>
-              </w:rPr>
-            </w:pPr>
-            <w:r>
-              <w:rPr>
-                <w:rFonts w:ascii="Arial" w:hAnsi="Arial" w:cs="Arial"/>
+                <w:rFonts w:ascii="Arial" w:hAnsi="Arial" w:cs="Arial" w:eastAsia="Arial"/>
+                <w:b/>
+                <w:bCs/>
+                <w:sz w:val="21"/>
+                <w:szCs w:val="21"/>
+              </w:rPr>
+            </w:pPr>
+            <w:r>
+              <w:rPr>
+                <w:rFonts w:ascii="Arial" w:hAnsi="Arial" w:cs="Arial" w:eastAsia="Arial"/>
                 <w:b/>
                 <w:bCs/>
                 <w:sz w:val="21"/>
@@ -924,7 +924,7 @@
           <w:p>
             <w:pPr>
               <w:rPr>
-                <w:rFonts w:ascii="Arial" w:hAnsi="Arial" w:cs="Arial"/>
+                <w:rFonts w:ascii="Arial" w:hAnsi="Arial" w:cs="Arial" w:eastAsia="Arial"/>
                 <w:sz w:val="21"/>
                 <w:szCs w:val="21"/>
               </w:rPr>
@@ -932,7 +932,7 @@
             <w:proofErr w:type="spellStart"/>
             <w:r>
               <w:rPr>
-                <w:rFonts w:ascii="Arial" w:hAnsi="Arial" w:cs="Arial"/>
+                <w:rFonts w:ascii="Arial" w:hAnsi="Arial" w:cs="Arial" w:eastAsia="Arial"/>
                 <w:sz w:val="21"/>
                 <w:szCs w:val="21"/>
               </w:rPr>
@@ -941,7 +941,7 @@
             <w:proofErr w:type="spellEnd"/>
             <w:r>
               <w:rPr>
-                <w:rFonts w:ascii="Arial" w:hAnsi="Arial" w:cs="Arial"/>
+                <w:rFonts w:ascii="Arial" w:hAnsi="Arial" w:cs="Arial" w:eastAsia="Arial"/>
                 <w:sz w:val="21"/>
                 <w:szCs w:val="21"/>
               </w:rPr>
@@ -968,16 +968,16 @@
             <w:pPr>
               <w:ind w:left="3"/>
               <w:rPr>
-                <w:rFonts w:ascii="Arial" w:hAnsi="Arial" w:cs="Arial"/>
-                <w:b/>
-                <w:bCs/>
-                <w:sz w:val="21"/>
-                <w:szCs w:val="21"/>
-              </w:rPr>
-            </w:pPr>
-            <w:r>
-              <w:rPr>
-                <w:rFonts w:ascii="Arial" w:hAnsi="Arial" w:cs="Arial"/>
+                <w:rFonts w:ascii="Arial" w:hAnsi="Arial" w:cs="Arial" w:eastAsia="Arial"/>
+                <w:b/>
+                <w:bCs/>
+                <w:sz w:val="21"/>
+                <w:szCs w:val="21"/>
+              </w:rPr>
+            </w:pPr>
+            <w:r>
+              <w:rPr>
+                <w:rFonts w:ascii="Arial" w:hAnsi="Arial" w:cs="Arial" w:eastAsia="Arial"/>
                 <w:b/>
                 <w:bCs/>
                 <w:sz w:val="21"/>
@@ -1000,14 +1000,14 @@
           <w:p>
             <w:pPr>
               <w:rPr>
-                <w:rFonts w:ascii="Arial" w:hAnsi="Arial" w:cs="Arial"/>
-                <w:sz w:val="21"/>
-                <w:szCs w:val="21"/>
-              </w:rPr>
-            </w:pPr>
-            <w:r>
-              <w:rPr>
-                <w:rFonts w:ascii="Arial" w:hAnsi="Arial" w:cs="Arial"/>
+                <w:rFonts w:ascii="Arial" w:hAnsi="Arial" w:cs="Arial" w:eastAsia="Arial"/>
+                <w:sz w:val="21"/>
+                <w:szCs w:val="21"/>
+              </w:rPr>
+            </w:pPr>
+            <w:r>
+              <w:rPr>
+                <w:rFonts w:ascii="Arial" w:hAnsi="Arial" w:cs="Arial" w:eastAsia="Arial"/>
                 <w:sz w:val="21"/>
                 <w:szCs w:val="21"/>
               </w:rPr>
@@ -1034,16 +1034,16 @@
             <w:pPr>
               <w:ind w:left="3"/>
               <w:rPr>
-                <w:rFonts w:ascii="Arial" w:hAnsi="Arial" w:cs="Arial"/>
-                <w:b/>
-                <w:bCs/>
-                <w:sz w:val="21"/>
-                <w:szCs w:val="21"/>
-              </w:rPr>
-            </w:pPr>
-            <w:r>
-              <w:rPr>
-                <w:rFonts w:ascii="Arial" w:hAnsi="Arial" w:cs="Arial"/>
+                <w:rFonts w:ascii="Arial" w:hAnsi="Arial" w:cs="Arial" w:eastAsia="Arial"/>
+                <w:b/>
+                <w:bCs/>
+                <w:sz w:val="21"/>
+                <w:szCs w:val="21"/>
+              </w:rPr>
+            </w:pPr>
+            <w:r>
+              <w:rPr>
+                <w:rFonts w:ascii="Arial" w:hAnsi="Arial" w:cs="Arial" w:eastAsia="Arial"/>
                 <w:b/>
                 <w:bCs/>
                 <w:sz w:val="21"/>
@@ -1067,14 +1067,14 @@
             <w:pPr>
               <w:spacing w:line="240" w:lineRule="auto"/>
               <w:rPr>
-                <w:rFonts w:ascii="Arial" w:eastAsia="Times New Roman" w:hAnsi="Arial" w:cs="Arial"/>
-                <w:sz w:val="21"/>
-                <w:szCs w:val="21"/>
-              </w:rPr>
-            </w:pPr>
-            <w:r>
-              <w:rPr>
-                <w:rFonts w:ascii="Arial" w:hAnsi="Arial" w:cs="Arial"/>
+                <w:rFonts w:ascii="Arial" w:hAnsi="Arial" w:cs="Arial" w:eastAsia="Arial"/>
+                <w:sz w:val="21"/>
+                <w:szCs w:val="21"/>
+              </w:rPr>
+            </w:pPr>
+            <w:r>
+              <w:rPr>
+                <w:rFonts w:ascii="Arial" w:hAnsi="Arial" w:cs="Arial" w:eastAsia="Arial"/>
                 <w:sz w:val="21"/>
                 <w:szCs w:val="21"/>
               </w:rPr>
@@ -1084,7 +1084,7 @@
           <w:p>
             <w:pPr>
               <w:rPr>
-                <w:rFonts w:ascii="Arial" w:hAnsi="Arial" w:cs="Arial"/>
+                <w:rFonts w:ascii="Arial" w:hAnsi="Arial" w:cs="Arial" w:eastAsia="Arial"/>
                 <w:sz w:val="21"/>
                 <w:szCs w:val="21"/>
               </w:rPr>
@@ -1110,16 +1110,16 @@
             <w:pPr>
               <w:ind w:left="3"/>
               <w:rPr>
-                <w:rFonts w:ascii="Arial" w:hAnsi="Arial" w:cs="Arial"/>
-                <w:b/>
-                <w:bCs/>
-                <w:sz w:val="21"/>
-                <w:szCs w:val="21"/>
-              </w:rPr>
-            </w:pPr>
-            <w:r>
-              <w:rPr>
-                <w:rFonts w:ascii="Arial" w:hAnsi="Arial" w:cs="Arial"/>
+                <w:rFonts w:ascii="Arial" w:hAnsi="Arial" w:cs="Arial" w:eastAsia="Arial"/>
+                <w:b/>
+                <w:bCs/>
+                <w:sz w:val="21"/>
+                <w:szCs w:val="21"/>
+              </w:rPr>
+            </w:pPr>
+            <w:r>
+              <w:rPr>
+                <w:rFonts w:ascii="Arial" w:hAnsi="Arial" w:cs="Arial" w:eastAsia="Arial"/>
                 <w:b/>
                 <w:bCs/>
                 <w:sz w:val="21"/>
@@ -1143,14 +1143,14 @@
             <w:pPr>
               <w:spacing w:line="240" w:lineRule="auto"/>
               <w:rPr>
-                <w:rFonts w:ascii="Arial" w:hAnsi="Arial" w:cs="Arial"/>
-                <w:sz w:val="21"/>
-                <w:szCs w:val="21"/>
-              </w:rPr>
-            </w:pPr>
-            <w:r>
-              <w:rPr>
-                <w:rFonts w:ascii="Arial" w:hAnsi="Arial" w:cs="Arial"/>
+                <w:rFonts w:ascii="Arial" w:hAnsi="Arial" w:cs="Arial" w:eastAsia="Arial"/>
+                <w:sz w:val="21"/>
+                <w:szCs w:val="21"/>
+              </w:rPr>
+            </w:pPr>
+            <w:r>
+              <w:rPr>
+                <w:rFonts w:ascii="Arial" w:hAnsi="Arial" w:cs="Arial" w:eastAsia="Arial"/>
                 <w:sz w:val="21"/>
                 <w:szCs w:val="21"/>
               </w:rPr>
@@ -1176,16 +1176,16 @@
           <w:p>
             <w:pPr>
               <w:rPr>
-                <w:rFonts w:ascii="Arial" w:hAnsi="Arial" w:cs="Arial"/>
-                <w:b/>
-                <w:bCs/>
-                <w:sz w:val="21"/>
-                <w:szCs w:val="21"/>
-              </w:rPr>
-            </w:pPr>
-            <w:r>
-              <w:rPr>
-                <w:rFonts w:ascii="Arial" w:hAnsi="Arial" w:cs="Arial"/>
+                <w:rFonts w:ascii="Arial" w:hAnsi="Arial" w:cs="Arial" w:eastAsia="Arial"/>
+                <w:b/>
+                <w:bCs/>
+                <w:sz w:val="21"/>
+                <w:szCs w:val="21"/>
+              </w:rPr>
+            </w:pPr>
+            <w:r>
+              <w:rPr>
+                <w:rFonts w:ascii="Arial" w:hAnsi="Arial" w:cs="Arial" w:eastAsia="Arial"/>
                 <w:b/>
                 <w:bCs/>
                 <w:sz w:val="21"/>
@@ -1209,14 +1209,14 @@
             <w:pPr>
               <w:spacing w:line="240" w:lineRule="auto"/>
               <w:rPr>
-                <w:rFonts w:ascii="Arial" w:hAnsi="Arial" w:cs="Arial"/>
-                <w:sz w:val="21"/>
-                <w:szCs w:val="21"/>
-              </w:rPr>
-            </w:pPr>
-            <w:r>
-              <w:rPr>
-                <w:rFonts w:ascii="Arial" w:hAnsi="Arial" w:cs="Arial"/>
+                <w:rFonts w:ascii="Arial" w:hAnsi="Arial" w:cs="Arial" w:eastAsia="Arial"/>
+                <w:sz w:val="21"/>
+                <w:szCs w:val="21"/>
+              </w:rPr>
+            </w:pPr>
+            <w:r>
+              <w:rPr>
+                <w:rFonts w:ascii="Arial" w:hAnsi="Arial" w:cs="Arial" w:eastAsia="Arial"/>
                 <w:sz w:val="21"/>
                 <w:szCs w:val="21"/>
               </w:rPr>
@@ -1243,16 +1243,16 @@
             <w:pPr>
               <w:ind w:left="3"/>
               <w:rPr>
-                <w:rFonts w:ascii="Arial" w:hAnsi="Arial" w:cs="Arial"/>
-                <w:b/>
-                <w:bCs/>
-                <w:sz w:val="21"/>
-                <w:szCs w:val="21"/>
-              </w:rPr>
-            </w:pPr>
-            <w:r>
-              <w:rPr>
-                <w:rFonts w:ascii="Arial" w:hAnsi="Arial" w:cs="Arial"/>
+                <w:rFonts w:ascii="Arial" w:hAnsi="Arial" w:cs="Arial" w:eastAsia="Arial"/>
+                <w:b/>
+                <w:bCs/>
+                <w:sz w:val="21"/>
+                <w:szCs w:val="21"/>
+              </w:rPr>
+            </w:pPr>
+            <w:r>
+              <w:rPr>
+                <w:rFonts w:ascii="Arial" w:hAnsi="Arial" w:cs="Arial" w:eastAsia="Arial"/>
                 <w:b/>
                 <w:bCs/>
                 <w:sz w:val="21"/>
@@ -1276,14 +1276,14 @@
             <w:pPr>
               <w:spacing w:line="240" w:lineRule="auto"/>
               <w:rPr>
-                <w:rFonts w:ascii="Arial" w:hAnsi="Arial" w:cs="Arial"/>
-                <w:sz w:val="21"/>
-                <w:szCs w:val="21"/>
-              </w:rPr>
-            </w:pPr>
-            <w:r>
-              <w:rPr>
-                <w:rFonts w:ascii="Arial" w:hAnsi="Arial" w:cs="Arial"/>
+                <w:rFonts w:ascii="Arial" w:hAnsi="Arial" w:cs="Arial" w:eastAsia="Arial"/>
+                <w:sz w:val="21"/>
+                <w:szCs w:val="21"/>
+              </w:rPr>
+            </w:pPr>
+            <w:r>
+              <w:rPr>
+                <w:rFonts w:ascii="Arial" w:hAnsi="Arial" w:cs="Arial" w:eastAsia="Arial"/>
                 <w:sz w:val="21"/>
                 <w:szCs w:val="21"/>
               </w:rPr>
@@ -1291,7 +1291,7 @@
             </w:r>
             <w:r>
               <w:rPr>
-                <w:rFonts w:ascii="Arial" w:hAnsi="Arial" w:cs="Arial"/>
+                <w:rFonts w:ascii="Arial" w:hAnsi="Arial" w:cs="Arial" w:eastAsia="Arial"/>
                 <w:sz w:val="21"/>
                 <w:szCs w:val="21"/>
               </w:rPr>
@@ -1318,16 +1318,16 @@
             <w:pPr>
               <w:ind w:left="3"/>
               <w:rPr>
-                <w:rFonts w:ascii="Arial" w:hAnsi="Arial" w:cs="Arial"/>
-                <w:b/>
-                <w:bCs/>
-                <w:sz w:val="21"/>
-                <w:szCs w:val="21"/>
-              </w:rPr>
-            </w:pPr>
-            <w:r>
-              <w:rPr>
-                <w:rFonts w:ascii="Arial" w:hAnsi="Arial" w:cs="Arial"/>
+                <w:rFonts w:ascii="Arial" w:hAnsi="Arial" w:cs="Arial" w:eastAsia="Arial"/>
+                <w:b/>
+                <w:bCs/>
+                <w:sz w:val="21"/>
+                <w:szCs w:val="21"/>
+              </w:rPr>
+            </w:pPr>
+            <w:r>
+              <w:rPr>
+                <w:rFonts w:ascii="Arial" w:hAnsi="Arial" w:cs="Arial" w:eastAsia="Arial"/>
                 <w:b/>
                 <w:bCs/>
                 <w:sz w:val="21"/>
@@ -1351,14 +1351,14 @@
             <w:pPr>
               <w:spacing w:line="240" w:lineRule="auto"/>
               <w:rPr>
-                <w:rFonts w:ascii="Arial" w:hAnsi="Arial" w:cs="Arial"/>
-                <w:sz w:val="21"/>
-                <w:szCs w:val="21"/>
-              </w:rPr>
-            </w:pPr>
-            <w:r>
-              <w:rPr>
-                <w:rFonts w:ascii="Arial" w:hAnsi="Arial" w:cs="Arial"/>
+                <w:rFonts w:ascii="Arial" w:hAnsi="Arial" w:cs="Arial" w:eastAsia="Arial"/>
+                <w:sz w:val="21"/>
+                <w:szCs w:val="21"/>
+              </w:rPr>
+            </w:pPr>
+            <w:r>
+              <w:rPr>
+                <w:rFonts w:ascii="Arial" w:hAnsi="Arial" w:cs="Arial" w:eastAsia="Arial"/>
                 <w:sz w:val="21"/>
                 <w:szCs w:val="21"/>
               </w:rPr>
@@ -1384,10 +1384,10 @@
   <w:docDefaults>
     <w:rPrDefault>
       <w:rPr>
-        <w:rFonts w:asciiTheme="minorHAnsi" w:eastAsiaTheme="minorHAnsi" w:hAnsiTheme="minorHAnsi" w:cstheme="minorBidi"/>
+        <w:rFonts w:ascii="Arial" w:hAnsi="Arial" w:cs="Arial" w:eastAsia="Arial"/>
         <w:kern w:val="2"/>
-        <w:sz w:val="24"/>
-        <w:szCs w:val="24"/>
+        <w:sz w:val="21"/>
+        <w:szCs w:val="21"/>
         <w:lang w:val="en-IN" w:eastAsia="en-US" w:bidi="ar-SA"/>
         <w14:ligatures w14:val="standardContextual"/>
       </w:rPr>
@@ -1784,9 +1784,9 @@
       <w:spacing w:line="259" w:lineRule="auto"/>
     </w:pPr>
     <w:rPr>
-      <w:rFonts w:ascii="Calibri" w:eastAsia="Calibri" w:hAnsi="Calibri" w:cs="Calibri"/>
+      <w:rFonts w:ascii="Arial" w:hAnsi="Arial" w:cs="Arial" w:eastAsia="Arial"/>
       <w:color w:val="000000"/>
-      <w:sz w:val="22"/>
+      <w:sz w:val="21"/>
       <w:lang w:eastAsia="en-IN"/>
     </w:rPr>
   </w:style>
@@ -1805,10 +1805,10 @@
       <w:outlineLvl w:val="0"/>
     </w:pPr>
     <w:rPr>
-      <w:rFonts w:asciiTheme="majorHAnsi" w:eastAsiaTheme="majorEastAsia" w:hAnsiTheme="majorHAnsi" w:cstheme="majorBidi"/>
+      <w:rFonts w:ascii="Arial" w:hAnsi="Arial" w:cs="Arial" w:eastAsia="Arial"/>
       <w:color w:val="0F4761" w:themeColor="accent1" w:themeShade="BF"/>
-      <w:sz w:val="40"/>
-      <w:szCs w:val="40"/>
+      <w:sz w:val="21"/>
+      <w:szCs w:val="21"/>
       <w:lang w:eastAsia="en-US"/>
     </w:rPr>
   </w:style>
@@ -1829,10 +1829,10 @@
       <w:outlineLvl w:val="1"/>
     </w:pPr>
     <w:rPr>
-      <w:rFonts w:asciiTheme="majorHAnsi" w:eastAsiaTheme="majorEastAsia" w:hAnsiTheme="majorHAnsi" w:cstheme="majorBidi"/>
+      <w:rFonts w:ascii="Arial" w:hAnsi="Arial" w:cs="Arial" w:eastAsia="Arial"/>
       <w:color w:val="0F4761" w:themeColor="accent1" w:themeShade="BF"/>
-      <w:sz w:val="32"/>
-      <w:szCs w:val="32"/>
+      <w:sz w:val="21"/>
+      <w:szCs w:val="21"/>
       <w:lang w:eastAsia="en-US"/>
     </w:rPr>
   </w:style>
@@ -1853,10 +1853,10 @@
       <w:outlineLvl w:val="2"/>
     </w:pPr>
     <w:rPr>
-      <w:rFonts w:asciiTheme="minorHAnsi" w:eastAsiaTheme="majorEastAsia" w:hAnsiTheme="minorHAnsi" w:cstheme="majorBidi"/>
+      <w:rFonts w:ascii="Arial" w:hAnsi="Arial" w:cs="Arial" w:eastAsia="Arial"/>
       <w:color w:val="0F4761" w:themeColor="accent1" w:themeShade="BF"/>
-      <w:sz w:val="28"/>
-      <w:szCs w:val="28"/>
+      <w:sz w:val="21"/>
+      <w:szCs w:val="21"/>
       <w:lang w:eastAsia="en-US"/>
     </w:rPr>
   </w:style>
@@ -1877,11 +1877,11 @@
       <w:outlineLvl w:val="3"/>
     </w:pPr>
     <w:rPr>
-      <w:rFonts w:asciiTheme="minorHAnsi" w:eastAsiaTheme="majorEastAsia" w:hAnsiTheme="minorHAnsi" w:cstheme="majorBidi"/>
+      <w:rFonts w:ascii="Arial" w:hAnsi="Arial" w:cs="Arial" w:eastAsia="Arial"/>
       <w:i/>
       <w:iCs/>
       <w:color w:val="0F4761" w:themeColor="accent1" w:themeShade="BF"/>
-      <w:sz w:val="24"/>
+      <w:sz w:val="21"/>
       <w:lang w:eastAsia="en-US"/>
     </w:rPr>
   </w:style>
@@ -1902,9 +1902,9 @@
       <w:outlineLvl w:val="4"/>
     </w:pPr>
     <w:rPr>
-      <w:rFonts w:asciiTheme="minorHAnsi" w:eastAsiaTheme="majorEastAsia" w:hAnsiTheme="minorHAnsi" w:cstheme="majorBidi"/>
+      <w:rFonts w:ascii="Arial" w:hAnsi="Arial" w:cs="Arial" w:eastAsia="Arial"/>
       <w:color w:val="0F4761" w:themeColor="accent1" w:themeShade="BF"/>
-      <w:sz w:val="24"/>
+      <w:sz w:val="21"/>
       <w:lang w:eastAsia="en-US"/>
     </w:rPr>
   </w:style>
@@ -1925,11 +1925,11 @@
       <w:outlineLvl w:val="5"/>
     </w:pPr>
     <w:rPr>
-      <w:rFonts w:asciiTheme="minorHAnsi" w:eastAsiaTheme="majorEastAsia" w:hAnsiTheme="minorHAnsi" w:cstheme="majorBidi"/>
+      <w:rFonts w:ascii="Arial" w:hAnsi="Arial" w:cs="Arial" w:eastAsia="Arial"/>
       <w:i/>
       <w:iCs/>
       <w:color w:val="595959" w:themeColor="text1" w:themeTint="A6"/>
-      <w:sz w:val="24"/>
+      <w:sz w:val="21"/>
       <w:lang w:eastAsia="en-US"/>
     </w:rPr>
   </w:style>
@@ -1950,9 +1950,9 @@
       <w:outlineLvl w:val="6"/>
     </w:pPr>
     <w:rPr>
-      <w:rFonts w:asciiTheme="minorHAnsi" w:eastAsiaTheme="majorEastAsia" w:hAnsiTheme="minorHAnsi" w:cstheme="majorBidi"/>
+      <w:rFonts w:ascii="Arial" w:hAnsi="Arial" w:cs="Arial" w:eastAsia="Arial"/>
       <w:color w:val="595959" w:themeColor="text1" w:themeTint="A6"/>
-      <w:sz w:val="24"/>
+      <w:sz w:val="21"/>
       <w:lang w:eastAsia="en-US"/>
     </w:rPr>
   </w:style>
@@ -1973,11 +1973,11 @@
       <w:outlineLvl w:val="7"/>
     </w:pPr>
     <w:rPr>
-      <w:rFonts w:asciiTheme="minorHAnsi" w:eastAsiaTheme="majorEastAsia" w:hAnsiTheme="minorHAnsi" w:cstheme="majorBidi"/>
+      <w:rFonts w:ascii="Arial" w:hAnsi="Arial" w:cs="Arial" w:eastAsia="Arial"/>
       <w:i/>
       <w:iCs/>
       <w:color w:val="272727" w:themeColor="text1" w:themeTint="D8"/>
-      <w:sz w:val="24"/>
+      <w:sz w:val="21"/>
       <w:lang w:eastAsia="en-US"/>
     </w:rPr>
   </w:style>
@@ -1998,9 +1998,9 @@
       <w:outlineLvl w:val="8"/>
     </w:pPr>
     <w:rPr>
-      <w:rFonts w:asciiTheme="minorHAnsi" w:eastAsiaTheme="majorEastAsia" w:hAnsiTheme="minorHAnsi" w:cstheme="majorBidi"/>
+      <w:rFonts w:ascii="Arial" w:hAnsi="Arial" w:cs="Arial" w:eastAsia="Arial"/>
       <w:color w:val="272727" w:themeColor="text1" w:themeTint="D8"/>
-      <w:sz w:val="24"/>
+      <w:sz w:val="21"/>
       <w:lang w:eastAsia="en-US"/>
     </w:rPr>
   </w:style>
@@ -2038,10 +2038,10 @@
     <w:uiPriority w:val="9"/>
     <w:rsid w:val="00C44E90"/>
     <w:rPr>
-      <w:rFonts w:asciiTheme="majorHAnsi" w:eastAsiaTheme="majorEastAsia" w:hAnsiTheme="majorHAnsi" w:cstheme="majorBidi"/>
+      <w:rFonts w:ascii="Arial" w:hAnsi="Arial" w:cs="Arial" w:eastAsia="Arial"/>
       <w:color w:val="0F4761" w:themeColor="accent1" w:themeShade="BF"/>
-      <w:sz w:val="40"/>
-      <w:szCs w:val="40"/>
+      <w:sz w:val="21"/>
+      <w:szCs w:val="21"/>
     </w:rPr>
   </w:style>
   <w:style w:type="character" w:customStyle="1" w:styleId="Heading2Char">
@@ -2052,10 +2052,10 @@
     <w:semiHidden/>
     <w:rsid w:val="00C44E90"/>
     <w:rPr>
-      <w:rFonts w:asciiTheme="majorHAnsi" w:eastAsiaTheme="majorEastAsia" w:hAnsiTheme="majorHAnsi" w:cstheme="majorBidi"/>
+      <w:rFonts w:ascii="Arial" w:hAnsi="Arial" w:cs="Arial" w:eastAsia="Arial"/>
       <w:color w:val="0F4761" w:themeColor="accent1" w:themeShade="BF"/>
-      <w:sz w:val="32"/>
-      <w:szCs w:val="32"/>
+      <w:sz w:val="21"/>
+      <w:szCs w:val="21"/>
     </w:rPr>
   </w:style>
   <w:style w:type="character" w:customStyle="1" w:styleId="Heading3Char">
@@ -2066,10 +2066,10 @@
     <w:semiHidden/>
     <w:rsid w:val="00C44E90"/>
     <w:rPr>
-      <w:rFonts w:eastAsiaTheme="majorEastAsia" w:cstheme="majorBidi"/>
+      <w:rFonts w:ascii="Arial" w:hAnsi="Arial" w:cs="Arial" w:eastAsia="Arial"/>
       <w:color w:val="0F4761" w:themeColor="accent1" w:themeShade="BF"/>
-      <w:sz w:val="28"/>
-      <w:szCs w:val="28"/>
+      <w:sz w:val="21"/>
+      <w:szCs w:val="21"/>
     </w:rPr>
   </w:style>
   <w:style w:type="character" w:customStyle="1" w:styleId="Heading4Char">
@@ -2080,7 +2080,7 @@
     <w:semiHidden/>
     <w:rsid w:val="00C44E90"/>
     <w:rPr>
-      <w:rFonts w:eastAsiaTheme="majorEastAsia" w:cstheme="majorBidi"/>
+      <w:rFonts w:ascii="Arial" w:hAnsi="Arial" w:cs="Arial" w:eastAsia="Arial"/>
       <w:i/>
       <w:iCs/>
       <w:color w:val="0F4761" w:themeColor="accent1" w:themeShade="BF"/>
@@ -2094,7 +2094,7 @@
     <w:semiHidden/>
     <w:rsid w:val="00C44E90"/>
     <w:rPr>
-      <w:rFonts w:eastAsiaTheme="majorEastAsia" w:cstheme="majorBidi"/>
+      <w:rFonts w:ascii="Arial" w:hAnsi="Arial" w:cs="Arial" w:eastAsia="Arial"/>
       <w:color w:val="0F4761" w:themeColor="accent1" w:themeShade="BF"/>
     </w:rPr>
   </w:style>
@@ -2106,7 +2106,7 @@
     <w:semiHidden/>
     <w:rsid w:val="00C44E90"/>
     <w:rPr>
-      <w:rFonts w:eastAsiaTheme="majorEastAsia" w:cstheme="majorBidi"/>
+      <w:rFonts w:ascii="Arial" w:hAnsi="Arial" w:cs="Arial" w:eastAsia="Arial"/>
       <w:i/>
       <w:iCs/>
       <w:color w:val="595959" w:themeColor="text1" w:themeTint="A6"/>
@@ -2120,7 +2120,7 @@
     <w:semiHidden/>
     <w:rsid w:val="00C44E90"/>
     <w:rPr>
-      <w:rFonts w:eastAsiaTheme="majorEastAsia" w:cstheme="majorBidi"/>
+      <w:rFonts w:ascii="Arial" w:hAnsi="Arial" w:cs="Arial" w:eastAsia="Arial"/>
       <w:color w:val="595959" w:themeColor="text1" w:themeTint="A6"/>
     </w:rPr>
   </w:style>
@@ -2132,7 +2132,7 @@
     <w:semiHidden/>
     <w:rsid w:val="00C44E90"/>
     <w:rPr>
-      <w:rFonts w:eastAsiaTheme="majorEastAsia" w:cstheme="majorBidi"/>
+      <w:rFonts w:ascii="Arial" w:hAnsi="Arial" w:cs="Arial" w:eastAsia="Arial"/>
       <w:i/>
       <w:iCs/>
       <w:color w:val="272727" w:themeColor="text1" w:themeTint="D8"/>
@@ -2146,7 +2146,7 @@
     <w:semiHidden/>
     <w:rsid w:val="00C44E90"/>
     <w:rPr>
-      <w:rFonts w:eastAsiaTheme="majorEastAsia" w:cstheme="majorBidi"/>
+      <w:rFonts w:ascii="Arial" w:hAnsi="Arial" w:cs="Arial" w:eastAsia="Arial"/>
       <w:color w:val="272727" w:themeColor="text1" w:themeTint="D8"/>
     </w:rPr>
   </w:style>
@@ -2163,12 +2163,12 @@
       <w:contextualSpacing/>
     </w:pPr>
     <w:rPr>
-      <w:rFonts w:asciiTheme="majorHAnsi" w:eastAsiaTheme="majorEastAsia" w:hAnsiTheme="majorHAnsi" w:cstheme="majorBidi"/>
+      <w:rFonts w:ascii="Arial" w:hAnsi="Arial" w:cs="Arial" w:eastAsia="Arial"/>
       <w:color w:val="auto"/>
       <w:spacing w:val="-10"/>
       <w:kern w:val="28"/>
-      <w:sz w:val="56"/>
-      <w:szCs w:val="56"/>
+      <w:sz w:val="21"/>
+      <w:szCs w:val="21"/>
       <w:lang w:eastAsia="en-US"/>
     </w:rPr>
   </w:style>
@@ -2179,11 +2179,11 @@
     <w:uiPriority w:val="10"/>
     <w:rsid w:val="00C44E90"/>
     <w:rPr>
-      <w:rFonts w:asciiTheme="majorHAnsi" w:eastAsiaTheme="majorEastAsia" w:hAnsiTheme="majorHAnsi" w:cstheme="majorBidi"/>
+      <w:rFonts w:ascii="Arial" w:hAnsi="Arial" w:cs="Arial" w:eastAsia="Arial"/>
       <w:spacing w:val="-10"/>
       <w:kern w:val="28"/>
-      <w:sz w:val="56"/>
-      <w:szCs w:val="56"/>
+      <w:sz w:val="21"/>
+      <w:szCs w:val="21"/>
     </w:rPr>
   </w:style>
   <w:style w:type="paragraph" w:styleId="Subtitle">
@@ -2201,11 +2201,11 @@
       <w:spacing w:line="278" w:lineRule="auto"/>
     </w:pPr>
     <w:rPr>
-      <w:rFonts w:asciiTheme="minorHAnsi" w:eastAsiaTheme="majorEastAsia" w:hAnsiTheme="minorHAnsi" w:cstheme="majorBidi"/>
+      <w:rFonts w:ascii="Arial" w:hAnsi="Arial" w:cs="Arial" w:eastAsia="Arial"/>
       <w:color w:val="595959" w:themeColor="text1" w:themeTint="A6"/>
       <w:spacing w:val="15"/>
-      <w:sz w:val="28"/>
-      <w:szCs w:val="28"/>
+      <w:sz w:val="21"/>
+      <w:szCs w:val="21"/>
       <w:lang w:eastAsia="en-US"/>
     </w:rPr>
   </w:style>
@@ -2216,11 +2216,11 @@
     <w:uiPriority w:val="11"/>
     <w:rsid w:val="00C44E90"/>
     <w:rPr>
-      <w:rFonts w:eastAsiaTheme="majorEastAsia" w:cstheme="majorBidi"/>
+      <w:rFonts w:ascii="Arial" w:hAnsi="Arial" w:cs="Arial" w:eastAsia="Arial"/>
       <w:color w:val="595959" w:themeColor="text1" w:themeTint="A6"/>
       <w:spacing w:val="15"/>
-      <w:sz w:val="28"/>
-      <w:szCs w:val="28"/>
+      <w:sz w:val="21"/>
+      <w:szCs w:val="21"/>
     </w:rPr>
   </w:style>
   <w:style w:type="paragraph" w:styleId="Quote">
@@ -2236,11 +2236,11 @@
       <w:jc w:val="center"/>
     </w:pPr>
     <w:rPr>
-      <w:rFonts w:asciiTheme="minorHAnsi" w:eastAsiaTheme="minorHAnsi" w:hAnsiTheme="minorHAnsi" w:cstheme="minorBidi"/>
+      <w:rFonts w:ascii="Arial" w:hAnsi="Arial" w:cs="Arial" w:eastAsia="Arial"/>
       <w:i/>
       <w:iCs/>
       <w:color w:val="404040" w:themeColor="text1" w:themeTint="BF"/>
-      <w:sz w:val="24"/>
+      <w:sz w:val="21"/>
       <w:lang w:eastAsia="en-US"/>
     </w:rPr>
   </w:style>
@@ -2268,9 +2268,9 @@
       <w:contextualSpacing/>
     </w:pPr>
     <w:rPr>
-      <w:rFonts w:asciiTheme="minorHAnsi" w:eastAsiaTheme="minorHAnsi" w:hAnsiTheme="minorHAnsi" w:cstheme="minorBidi"/>
+      <w:rFonts w:ascii="Arial" w:hAnsi="Arial" w:cs="Arial" w:eastAsia="Arial"/>
       <w:color w:val="auto"/>
-      <w:sz w:val="24"/>
+      <w:sz w:val="21"/>
       <w:lang w:eastAsia="en-US"/>
     </w:rPr>
   </w:style>
@@ -2304,11 +2304,11 @@
       <w:jc w:val="center"/>
     </w:pPr>
     <w:rPr>
-      <w:rFonts w:asciiTheme="minorHAnsi" w:eastAsiaTheme="minorHAnsi" w:hAnsiTheme="minorHAnsi" w:cstheme="minorBidi"/>
+      <w:rFonts w:ascii="Arial" w:hAnsi="Arial" w:cs="Arial" w:eastAsia="Arial"/>
       <w:i/>
       <w:iCs/>
       <w:color w:val="0F4761" w:themeColor="accent1" w:themeShade="BF"/>
-      <w:sz w:val="24"/>
+      <w:sz w:val="21"/>
       <w:lang w:eastAsia="en-US"/>
     </w:rPr>
   </w:style>
@@ -2345,7 +2345,7 @@
       <w:spacing w:after="0" w:line="240" w:lineRule="auto"/>
     </w:pPr>
     <w:rPr>
-      <w:rFonts w:eastAsiaTheme="minorEastAsia"/>
+      <w:rFonts w:ascii="Arial" w:hAnsi="Arial" w:cs="Arial" w:eastAsia="Arial"/>
       <w:lang w:eastAsia="en-IN"/>
     </w:rPr>
     <w:tblPr>
